--- a/documentos/cartas/plantillas/carta_retiro.docx
+++ b/documentos/cartas/plantillas/carta_retiro.docx
@@ -1,6 +1,6 @@
 
 <file path=word/document.xml><?xml version="1.0" encoding="utf-8"?>
-<w:document xmlns:ns1="http://schemas.openxmlformats.org/markup-compatibility/2006" xmlns:ns3="http://schemas.openxmlformats.org/drawingml/2006/wordprocessingDrawing" xmlns:ns4="http://schemas.microsoft.com/office/word/2010/wordprocessingDrawing" xmlns:ns5="http://schemas.openxmlformats.org/drawingml/2006/main" xmlns:ns6="http://schemas.openxmlformats.org/drawingml/2006/picture" xmlns:ns7="http://schemas.openxmlformats.org/officeDocument/2006/relationships" xmlns:ns8="http://schemas.microsoft.com/office/drawing/2016/SVG/main" xmlns:w="http://schemas.openxmlformats.org/wordprocessingml/2006/main" xmlns:w14="http://schemas.microsoft.com/office/word/2010/wordml" ns1:Ignorable="w14 w15 w16se w16cid w16 w16cex w16sdtdh w16sdtfl w16du wp14">
+<w:document xmlns:wpc="http://schemas.microsoft.com/office/word/2010/wordprocessingCanvas" xmlns:cx="http://schemas.microsoft.com/office/drawing/2014/chartex" xmlns:cx1="http://schemas.microsoft.com/office/drawing/2015/9/8/chartex" xmlns:cx2="http://schemas.microsoft.com/office/drawing/2015/10/21/chartex" xmlns:cx3="http://schemas.microsoft.com/office/drawing/2016/5/9/chartex" xmlns:cx4="http://schemas.microsoft.com/office/drawing/2016/5/10/chartex" xmlns:cx5="http://schemas.microsoft.com/office/drawing/2016/5/11/chartex" xmlns:cx6="http://schemas.microsoft.com/office/drawing/2016/5/12/chartex" xmlns:cx7="http://schemas.microsoft.com/office/drawing/2016/5/13/chartex" xmlns:cx8="http://schemas.microsoft.com/office/drawing/2016/5/14/chartex" xmlns:mc="http://schemas.openxmlformats.org/markup-compatibility/2006" xmlns:aink="http://schemas.microsoft.com/office/drawing/2016/ink" xmlns:am3d="http://schemas.microsoft.com/office/drawing/2017/model3d" xmlns:o="urn:schemas-microsoft-com:office:office" xmlns:oel="http://schemas.microsoft.com/office/2019/extlst" xmlns:r="http://schemas.openxmlformats.org/officeDocument/2006/relationships" xmlns:m="http://schemas.openxmlformats.org/officeDocument/2006/math" xmlns:v="urn:schemas-microsoft-com:vml" xmlns:wp14="http://schemas.microsoft.com/office/word/2010/wordprocessingDrawing" xmlns:wp="http://schemas.openxmlformats.org/drawingml/2006/wordprocessingDrawing" xmlns:w10="urn:schemas-microsoft-com:office:word" xmlns:w="http://schemas.openxmlformats.org/wordprocessingml/2006/main" xmlns:w14="http://schemas.microsoft.com/office/word/2010/wordml" xmlns:w15="http://schemas.microsoft.com/office/word/2012/wordml" xmlns:w16cex="http://schemas.microsoft.com/office/word/2018/wordml/cex" xmlns:w16cid="http://schemas.microsoft.com/office/word/2016/wordml/cid" xmlns:w16="http://schemas.microsoft.com/office/word/2018/wordml" xmlns:w16du="http://schemas.microsoft.com/office/word/2023/wordml/word16du" xmlns:w16sdtdh="http://schemas.microsoft.com/office/word/2020/wordml/sdtdatahash" xmlns:w16sdtfl="http://schemas.microsoft.com/office/word/2024/wordml/sdtformatlock" xmlns:w16se="http://schemas.microsoft.com/office/word/2015/wordml/symex" xmlns:wpg="http://schemas.microsoft.com/office/word/2010/wordprocessingGroup" xmlns:wpi="http://schemas.microsoft.com/office/word/2010/wordprocessingInk" xmlns:wne="http://schemas.microsoft.com/office/word/2006/wordml" xmlns:wps="http://schemas.microsoft.com/office/word/2010/wordprocessingShape" xmlns:a="http://schemas.openxmlformats.org/drawingml/2006/main" xmlns:pic="http://schemas.openxmlformats.org/drawingml/2006/picture" xmlns:asvg="http://schemas.microsoft.com/office/drawing/2016/SVG/main" mc:Ignorable="w14 w15 w16se w16cid w16 w16cex w16sdtdh w16sdtfl w16du wp14 asvg">
   <w:body>
     <w:p>
       <w:pPr>
@@ -69,59 +69,59 @@
           <w:szCs w:val="22"/>
         </w:rPr>
         <w:drawing>
-          <ns3:anchor distT="0" distB="0" distL="114300" distR="114300" simplePos="0" relativeHeight="251659264" behindDoc="0" locked="0" layoutInCell="1" allowOverlap="1" ns4:anchorId="4B870E05" ns4:editId="1731A1B9">
-            <ns3:simplePos x="0" y="0"/>
-            <ns3:positionH relativeFrom="column">
-              <ns3:posOffset>281696</ns3:posOffset>
-            </ns3:positionH>
-            <ns3:positionV relativeFrom="paragraph">
-              <ns3:posOffset>39370</ns3:posOffset>
-            </ns3:positionV>
-            <ns3:extent cx="450273" cy="562841"/>
-            <ns3:effectExtent l="0" t="0" r="0" b="2540"/>
-            <ns3:wrapNone/>
-            <ns3:docPr id="192036130" name="Gráfico 1"/>
-            <ns3:cNvGraphicFramePr>
-              <ns5:graphicFrameLocks noChangeAspect="1"/>
-            </ns3:cNvGraphicFramePr>
-            <ns5:graphic>
-              <ns5:graphicData uri="http://schemas.openxmlformats.org/drawingml/2006/picture">
-                <ns6:pic>
-                  <ns6:nvPicPr>
-                    <ns6:cNvPr id="192036130" name="Gráfico 192036130"/>
-                    <ns6:cNvPicPr/>
-                  </ns6:nvPicPr>
-                  <ns6:blipFill>
-                    <ns5:blip ns7:embed="rId6">
-                      <ns5:extLst>
-                        <ns5:ext uri="{96DAC541-7B7A-43D3-8B79-37D633B846F1}">
-                          <ns8:svgBlip ns7:embed="rId7"/>
-                        </ns5:ext>
-                      </ns5:extLst>
-                    </ns5:blip>
-                    <ns5:stretch>
-                      <ns5:fillRect/>
-                    </ns5:stretch>
-                  </ns6:blipFill>
-                  <ns6:spPr>
-                    <ns5:xfrm>
-                      <ns5:off x="0" y="0"/>
-                      <ns5:ext cx="450273" cy="562841"/>
-                    </ns5:xfrm>
-                    <ns5:prstGeom prst="rect">
-                      <ns5:avLst/>
-                    </ns5:prstGeom>
-                  </ns6:spPr>
-                </ns6:pic>
-              </ns5:graphicData>
-            </ns5:graphic>
-            <ns4:sizeRelH relativeFrom="page">
-              <ns4:pctWidth>0</ns4:pctWidth>
-            </ns4:sizeRelH>
-            <ns4:sizeRelV relativeFrom="page">
-              <ns4:pctHeight>0</ns4:pctHeight>
-            </ns4:sizeRelV>
-          </ns3:anchor>
+          <wp:anchor distT="0" distB="0" distL="114300" distR="114300" simplePos="0" relativeHeight="251659264" behindDoc="0" locked="0" layoutInCell="1" allowOverlap="1" wp14:anchorId="4B870E05" wp14:editId="1731A1B9">
+            <wp:simplePos x="0" y="0"/>
+            <wp:positionH relativeFrom="column">
+              <wp:posOffset>281696</wp:posOffset>
+            </wp:positionH>
+            <wp:positionV relativeFrom="paragraph">
+              <wp:posOffset>39370</wp:posOffset>
+            </wp:positionV>
+            <wp:extent cx="450273" cy="562841"/>
+            <wp:effectExtent l="0" t="0" r="0" b="2540"/>
+            <wp:wrapNone/>
+            <wp:docPr id="192036130" name="Gráfico 1"/>
+            <wp:cNvGraphicFramePr>
+              <a:graphicFrameLocks noChangeAspect="1"/>
+            </wp:cNvGraphicFramePr>
+            <a:graphic>
+              <a:graphicData uri="http://schemas.openxmlformats.org/drawingml/2006/picture">
+                <pic:pic>
+                  <pic:nvPicPr>
+                    <pic:cNvPr id="192036130" name="Gráfico 192036130"/>
+                    <pic:cNvPicPr/>
+                  </pic:nvPicPr>
+                  <pic:blipFill>
+                    <a:blip r:embed="rId6">
+                      <a:extLst>
+                        <a:ext uri="{96DAC541-7B7A-43D3-8B79-37D633B846F1}">
+                          <asvg:svgBlip r:embed="rId7"/>
+                        </a:ext>
+                      </a:extLst>
+                    </a:blip>
+                    <a:stretch>
+                      <a:fillRect/>
+                    </a:stretch>
+                  </pic:blipFill>
+                  <pic:spPr>
+                    <a:xfrm>
+                      <a:off x="0" y="0"/>
+                      <a:ext cx="450273" cy="562841"/>
+                    </a:xfrm>
+                    <a:prstGeom prst="rect">
+                      <a:avLst/>
+                    </a:prstGeom>
+                  </pic:spPr>
+                </pic:pic>
+              </a:graphicData>
+            </a:graphic>
+            <wp14:sizeRelH relativeFrom="page">
+              <wp14:pctWidth>0</wp14:pctWidth>
+            </wp14:sizeRelH>
+            <wp14:sizeRelV relativeFrom="page">
+              <wp14:pctHeight>0</wp14:pctHeight>
+            </wp14:sizeRelV>
+          </wp:anchor>
         </w:drawing>
       </w:r>
       <w:r>
